--- a/4-SRS-and-WBS/UseCase_Flow_UC02.docx
+++ b/4-SRS-and-WBS/UseCase_Flow_UC02.docx
@@ -74,19 +74,19 @@
           <w:sz w:val="20"/>
           <w:szCs w:val="20"/>
         </w:rPr>
-        <w:t xml:space="preserve">Includes: UC-03 Screen Adopter Questionnaire (always performed as part of this use case)</w:t>
-      </w:r>
-    </w:p>
-    <w:p>
-      <w:pPr>
-        <w:spacing w:after="80"/>
-      </w:pPr>
-      <w:r>
-        <w:rPr>
-          <w:sz w:val="20"/>
-          <w:szCs w:val="20"/>
-        </w:rPr>
-        <w:t xml:space="preserve">Extends: UC-08 Send Status Notification (triggered optionally once a decision is recorded)</w:t>
+        <w:t xml:space="preserve">Includes: UC-03 Screen Adopter Questionnaire (always performed as part of this use case); UC-03 in turn includes UC-04 Verify Adopter Background</w:t>
+      </w:r>
+    </w:p>
+    <w:p>
+      <w:pPr>
+        <w:spacing w:after="80"/>
+      </w:pPr>
+      <w:r>
+        <w:rPr>
+          <w:sz w:val="20"/>
+          <w:szCs w:val="20"/>
+        </w:rPr>
+        <w:t xml:space="preserve">Extended by: UC-07 Pay Adoption Fee (optional, after approval); UC-08 Send Status Notification extends UC-04 (triggered optionally once a decision is recorded)</w:t>
       </w:r>
     </w:p>
     <w:p>
@@ -177,7 +177,7 @@
         <w:spacing w:after="60"/>
       </w:pPr>
       <w:r>
-        <w:t xml:space="preserve">Failure: An adoption application record exists in state 'Rejected' or 'Incomplete', the animal remains 'Ready for Adoption', and the applicant has received a rejection or resubmission notification.</w:t>
+        <w:t xml:space="preserve">Failure: An adoption application record exists in state 'Rejected' (or 'Draft' after a system failure), the animal remains 'Ready for Adoption', and the applicant has been notified.</w:t>
       </w:r>
     </w:p>
     <w:p>
@@ -238,7 +238,7 @@
         <w:spacing w:after="60"/>
       </w:pPr>
       <w:r>
-        <w:t xml:space="preserve">6. Shelter Staff records background/reference check results and marks the application 'Approved' (FR-004).</w:t>
+        <w:t xml:space="preserve">6. Shelter Staff records background/reference check results (UC-04 — included via UC-03) and marks the application 'Approved' (FR-004).</w:t>
       </w:r>
     </w:p>
     <w:p>
@@ -254,15 +254,15 @@
         <w:spacing w:after="60"/>
       </w:pPr>
       <w:r>
-        <w:t xml:space="preserve">8. System sends the status notification to the applicant by email and in-app alert (UC-08 — extends).</w:t>
-      </w:r>
-    </w:p>
-    <w:p>
-      <w:pPr>
-        <w:spacing w:after="60"/>
-      </w:pPr>
-      <w:r>
-        <w:t xml:space="preserve">9. Applicant receives approval notice with instructions to proceed to the adoption fee payment step.</w:t>
+        <w:t xml:space="preserve">8. System sends the status notification to the applicant by email and in-app alert (UC-08 — extends UC-04).</w:t>
+      </w:r>
+    </w:p>
+    <w:p>
+      <w:pPr>
+        <w:spacing w:after="60"/>
+      </w:pPr>
+      <w:r>
+        <w:t xml:space="preserve">9. Applicant receives approval notice with instructions to proceed to the optional adoption fee payment step (UC-07 — extends UC-02).</w:t>
       </w:r>
     </w:p>
     <w:p>
@@ -331,7 +331,7 @@
           <w:sz w:val="20"/>
           <w:szCs w:val="20"/>
         </w:rPr>
-        <w:t xml:space="preserve">6a4. System sends a rejection notification to the applicant (UC-08 — extends), including the reason category and an option to apply for a different animal.</w:t>
+        <w:t xml:space="preserve">6a4. System sends a rejection notification to the applicant (UC-08 — extends UC-04), including the reason category and an option to apply for a different animal.</w:t>
       </w:r>
     </w:p>
     <w:p>

--- a/4-SRS-and-WBS/UseCase_Flow_UC02.docx
+++ b/4-SRS-and-WBS/UseCase_Flow_UC02.docx
@@ -160,7 +160,7 @@
     </w:p>
     <w:p>
       <w:r>
-        <w:t>4a1. At step 4 the system finds that the animal is no longer 'Ready for Adoption' (e.g., another application was approved), or that the applicant already has an open application for this animal.</w:t>
+        <w:t>4a1. At step 4 the system finds that the animal has been removed from the catalog or is no longer 'Ready for Adoption' (e.g., another application was approved), or that the applicant already has an open application for it.</w:t>
       </w:r>
     </w:p>
     <w:p>
